--- a/Module 9/Module 9.2 Assignment/Baldree_Dardar_Rahman_Jankowski_Mod9.2_CSD380.docx
+++ b/Module 9/Module 9.2 Assignment/Baldree_Dardar_Rahman_Jankowski_Mod9.2_CSD380.docx
@@ -68,16 +68,25 @@
       <w:r>
         <w:t>Alexander: Panda-Alex21687</w:t>
       </w:r>
+      <w:r>
+        <w:t>- Release Manager</w:t>
+      </w:r>
     </w:p>
     <w:p>
       <w:r>
         <w:t>Aftab: Aftabur01</w:t>
       </w:r>
+      <w:r>
+        <w:t>- Developer 2</w:t>
+      </w:r>
     </w:p>
     <w:p>
       <w:r>
         <w:t>Max: Max-Jankowski</w:t>
       </w:r>
+      <w:r>
+        <w:t>- Developer 1</w:t>
+      </w:r>
     </w:p>
     <w:p>
       <w:r>
@@ -88,6 +97,9 @@
         <w:t>Jdardar</w:t>
       </w:r>
       <w:proofErr w:type="spellEnd"/>
+      <w:r>
+        <w:t>- Developer 3</w:t>
+      </w:r>
     </w:p>
     <w:p/>
     <w:p>
